--- a/Maga_1_course/BusinessAnalyz/Parakhin_PRIm124-Lab2_1.docx
+++ b/Maga_1_course/BusinessAnalyz/Parakhin_PRIm124-Lab2_1.docx
@@ -379,7 +379,6 @@
           <w:rFonts w:ascii="Times New Roman" w:hAnsi="Times New Roman"/>
           <w:sz w:val="36"/>
           <w:szCs w:val="36"/>
-          <w:lang w:val="en-US"/>
         </w:rPr>
       </w:pPr>
       <w:r>
@@ -1216,23 +1215,7 @@
             <w:sz w:val="28"/>
             <w:szCs w:val="28"/>
           </w:rPr>
-          <w:t>https://www.kaggle.co</w:t>
-        </w:r>
-        <w:r>
-          <w:rPr>
-            <w:rStyle w:val="a8"/>
-            <w:sz w:val="28"/>
-            <w:szCs w:val="28"/>
-          </w:rPr>
-          <w:t>m</w:t>
-        </w:r>
-        <w:r>
-          <w:rPr>
-            <w:rStyle w:val="a8"/>
-            <w:sz w:val="28"/>
-            <w:szCs w:val="28"/>
-          </w:rPr>
-          <w:t>/datasets/zygmunt/betfair-sports</w:t>
+          <w:t>https://www.kaggle.com/datasets/zygmunt/betfair-sports</w:t>
         </w:r>
       </w:hyperlink>
       <w:r>
@@ -1529,22 +1512,22 @@
           <w:sz w:val="28"/>
           <w:szCs w:val="28"/>
         </w:rPr>
-        <w:t>Betfair.</w:t>
-      </w:r>
-      <w:r>
-        <w:rPr>
-          <w:sz w:val="28"/>
-          <w:szCs w:val="28"/>
-        </w:rPr>
-        <w:t>Включает</w:t>
-      </w:r>
-      <w:proofErr w:type="spellEnd"/>
-      <w:r>
-        <w:rPr>
-          <w:sz w:val="28"/>
-          <w:szCs w:val="28"/>
-        </w:rPr>
-        <w:t xml:space="preserve"> данные о различных видах спорта (</w:t>
+        <w:t>Betfair</w:t>
+      </w:r>
+      <w:proofErr w:type="spellEnd"/>
+      <w:r>
+        <w:rPr>
+          <w:sz w:val="28"/>
+          <w:szCs w:val="28"/>
+        </w:rPr>
+        <w:t xml:space="preserve">. </w:t>
+      </w:r>
+      <w:r>
+        <w:rPr>
+          <w:sz w:val="28"/>
+          <w:szCs w:val="28"/>
+        </w:rPr>
+        <w:t>Включает данные о различных видах спорта (</w:t>
       </w:r>
       <w:proofErr w:type="spellStart"/>
       <w:r>
@@ -2923,6 +2906,7 @@
       </w:pPr>
       <w:r>
         <w:rPr>
+          <w:noProof/>
           <w:sz w:val="28"/>
           <w:szCs w:val="28"/>
         </w:rPr>
@@ -4580,6 +4564,9 @@
         </w:rPr>
       </w:pPr>
       <w:r>
+        <w:rPr>
+          <w:noProof/>
+        </w:rPr>
         <w:drawing>
           <wp:inline distT="0" distB="0" distL="0" distR="0" wp14:anchorId="680C0EC6" wp14:editId="319FC1E9">
             <wp:extent cx="4572638" cy="5963482"/>
@@ -5361,6 +5348,8 @@
           <w:szCs w:val="28"/>
         </w:rPr>
       </w:pPr>
+      <w:bookmarkStart w:id="0" w:name="_GoBack"/>
+      <w:bookmarkEnd w:id="0"/>
     </w:p>
     <w:p>
       <w:pPr>
@@ -5763,6 +5752,9 @@
         <w:jc w:val="both"/>
       </w:pPr>
       <w:r>
+        <w:rPr>
+          <w:noProof/>
+        </w:rPr>
         <w:drawing>
           <wp:inline distT="0" distB="0" distL="0" distR="0" wp14:anchorId="6D3D44FF" wp14:editId="628CD316">
             <wp:extent cx="6230219" cy="5268060"/>
@@ -6088,8 +6080,6 @@
         </w:rPr>
         <w:br w:type="page"/>
       </w:r>
-      <w:bookmarkStart w:id="0" w:name="_GoBack"/>
-      <w:bookmarkEnd w:id="0"/>
     </w:p>
     <w:p>
       <w:pPr>
@@ -6142,14 +6132,7 @@
           <w:sz w:val="28"/>
           <w:szCs w:val="28"/>
         </w:rPr>
-        <w:t>зультате выполнения работы были изучены принципы</w:t>
-      </w:r>
-      <w:r>
-        <w:rPr>
-          <w:sz w:val="28"/>
-          <w:szCs w:val="28"/>
-        </w:rPr>
-        <w:t xml:space="preserve"> проектирования </w:t>
+        <w:t xml:space="preserve">зультате выполнения работы были изучены принципы проектирования </w:t>
       </w:r>
       <w:r>
         <w:rPr>
